--- a/01_Final_Documents/Phase_3_Planning/Project_Planning_Template_SWTID-2026-8980.docx
+++ b/01_Final_Documents/Phase_3_Planning/Project_Planning_Template_SWTID-2026-8980.docx
@@ -828,7 +828,7 @@
           </w:tcPr>
           <w:p>
             <w:r>
-              <w:t>Douglas Christopher (110824104017)</w:t>
+              <w:t>Douglas Christopher. I (110824104017)</w:t>
             </w:r>
           </w:p>
         </w:tc>
@@ -1188,7 +1188,7 @@
           </w:tcPr>
           <w:p>
             <w:r>
-              <w:t>Douglas Christopher (110824104017)</w:t>
+              <w:t>Douglas Christopher. I (110824104017)</w:t>
             </w:r>
           </w:p>
         </w:tc>
@@ -1548,7 +1548,7 @@
           </w:tcPr>
           <w:p>
             <w:r>
-              <w:t>Douglas Christopher (110824104017)</w:t>
+              <w:t>Douglas Christopher. I (110824104017)</w:t>
             </w:r>
           </w:p>
         </w:tc>
@@ -1908,7 +1908,7 @@
           </w:tcPr>
           <w:p>
             <w:r>
-              <w:t>Douglas Christopher (110824104017)</w:t>
+              <w:t>Douglas Christopher. I (110824104017)</w:t>
             </w:r>
           </w:p>
         </w:tc>
